--- a/Luokkavarausjarjestelma/01_Projektisuunnitelma/Luokkavarausjärjestelmä.docx
+++ b/Luokkavarausjarjestelma/01_Projektisuunnitelma/Luokkavarausjärjestelmä.docx
@@ -288,18 +288,19 @@
           <w:sz w:val="22"/>
           <w:szCs w:val="22"/>
         </w:rPr>
-        <w:t>Tehtävä: Gantt-kaavio projektista (Tehtävä)</w:t>
-      </w:r>
-    </w:p>
-    <w:p>
-      <w:pPr>
+        <w:t xml:space="preserve">Tehtävä: </w:t>
+      </w:r>
+      <w:proofErr w:type="spellStart"/>
+      <w:r>
         <w:rPr>
           <w:b/>
           <w:bCs/>
           <w:sz w:val="22"/>
           <w:szCs w:val="22"/>
         </w:rPr>
-      </w:pPr>
+        <w:t>Gantt</w:t>
+      </w:r>
+      <w:proofErr w:type="spellEnd"/>
       <w:r>
         <w:rPr>
           <w:b/>
@@ -307,181 +308,8 @@
           <w:sz w:val="22"/>
           <w:szCs w:val="22"/>
         </w:rPr>
-        <w:t>Ohjeistus:</w:t>
-      </w:r>
-    </w:p>
-    <w:p>
-      <w:pPr>
-        <w:rPr>
-          <w:sz w:val="22"/>
-          <w:szCs w:val="22"/>
-        </w:rPr>
-      </w:pPr>
-    </w:p>
-    <w:p>
-      <w:pPr>
-        <w:rPr>
-          <w:strike/>
-          <w:sz w:val="22"/>
-          <w:szCs w:val="22"/>
-        </w:rPr>
-      </w:pPr>
-      <w:r>
-        <w:rPr>
-          <w:strike/>
-          <w:sz w:val="22"/>
-          <w:szCs w:val="22"/>
-        </w:rPr>
-        <w:t>Laadi Gantt-kaavio kahden viikon sprintistä</w:t>
-      </w:r>
-    </w:p>
-    <w:p>
-      <w:pPr>
-        <w:rPr>
-          <w:strike/>
-          <w:sz w:val="22"/>
-          <w:szCs w:val="22"/>
-        </w:rPr>
-      </w:pPr>
-      <w:r>
-        <w:rPr>
-          <w:strike/>
-          <w:sz w:val="22"/>
-          <w:szCs w:val="22"/>
-        </w:rPr>
-        <w:t>Sisällytä: planning, ympäristö, DB, backend, frontend, integraatio, testaus, dokumentointi, demo, retrospektiivi</w:t>
-      </w:r>
-    </w:p>
-    <w:p>
-      <w:pPr>
-        <w:rPr>
-          <w:strike/>
-          <w:sz w:val="22"/>
-          <w:szCs w:val="22"/>
-        </w:rPr>
-      </w:pPr>
-      <w:r>
-        <w:rPr>
-          <w:strike/>
-          <w:sz w:val="22"/>
-          <w:szCs w:val="22"/>
-        </w:rPr>
-        <w:t>Merkitse: alkamispäivät, kesto, riippuvuudet, roolit</w:t>
-      </w:r>
-    </w:p>
-    <w:p>
-      <w:pPr>
-        <w:rPr>
-          <w:sz w:val="22"/>
-          <w:szCs w:val="22"/>
-        </w:rPr>
-      </w:pPr>
-      <w:r>
-        <w:rPr>
-          <w:sz w:val="22"/>
-          <w:szCs w:val="22"/>
-        </w:rPr>
-        <w:t>Toimitus: PDF, kuva tai jaettava Sheets/Excel</w:t>
-      </w:r>
-    </w:p>
-    <w:p>
-      <w:pPr>
-        <w:rPr>
-          <w:sz w:val="22"/>
-          <w:szCs w:val="22"/>
-        </w:rPr>
-      </w:pPr>
-    </w:p>
-    <w:p>
-      <w:pPr>
-        <w:rPr>
-          <w:sz w:val="22"/>
-          <w:szCs w:val="22"/>
-        </w:rPr>
-      </w:pPr>
-      <w:r>
-        <w:rPr>
-          <w:sz w:val="22"/>
-          <w:szCs w:val="22"/>
-        </w:rPr>
-        <w:t>Arviointikriteerit:</w:t>
-      </w:r>
-    </w:p>
-    <w:p>
-      <w:pPr>
-        <w:rPr>
-          <w:sz w:val="22"/>
-          <w:szCs w:val="22"/>
-        </w:rPr>
-      </w:pPr>
-    </w:p>
-    <w:p>
-      <w:pPr>
-        <w:rPr>
-          <w:sz w:val="22"/>
-          <w:szCs w:val="22"/>
-        </w:rPr>
-      </w:pPr>
-      <w:r>
-        <w:rPr>
-          <w:sz w:val="22"/>
-          <w:szCs w:val="22"/>
-        </w:rPr>
-        <w:t>Selkeys ja loogisuus</w:t>
-      </w:r>
-    </w:p>
-    <w:p>
-      <w:pPr>
-        <w:rPr>
-          <w:sz w:val="22"/>
-          <w:szCs w:val="22"/>
-        </w:rPr>
-      </w:pPr>
-      <w:r>
-        <w:rPr>
-          <w:sz w:val="22"/>
-          <w:szCs w:val="22"/>
-        </w:rPr>
-        <w:t>Realistinen aikataulu</w:t>
-      </w:r>
-    </w:p>
-    <w:p>
-      <w:pPr>
-        <w:rPr>
-          <w:sz w:val="22"/>
-          <w:szCs w:val="22"/>
-        </w:rPr>
-      </w:pPr>
-      <w:r>
-        <w:rPr>
-          <w:sz w:val="22"/>
-          <w:szCs w:val="22"/>
-        </w:rPr>
-        <w:t>Testaus ja dokumentointi mukana</w:t>
-      </w:r>
-    </w:p>
-    <w:p>
-      <w:pPr>
-        <w:rPr>
-          <w:sz w:val="22"/>
-          <w:szCs w:val="22"/>
-        </w:rPr>
-      </w:pPr>
-      <w:r>
-        <w:rPr>
-          <w:sz w:val="22"/>
-          <w:szCs w:val="22"/>
-        </w:rPr>
-        <w:t>Roolit näkyvissä</w:t>
-      </w:r>
-    </w:p>
-    <w:p>
-      <w:pPr>
-        <w:rPr>
-          <w:sz w:val="22"/>
-          <w:szCs w:val="22"/>
-        </w:rPr>
-      </w:pPr>
+        <w:t>-kaavio projektista (Tehtävä)</w:t>
+      </w:r>
     </w:p>
     <w:p>
       <w:pPr>
@@ -499,8 +327,269 @@
           <w:sz w:val="22"/>
           <w:szCs w:val="22"/>
         </w:rPr>
-        <w:t>Tehtävä: Roolien määrittely ja tehtävälista (Tehtävä)</w:t>
-      </w:r>
+        <w:t>Ohjeistus:</w:t>
+      </w:r>
+    </w:p>
+    <w:p>
+      <w:pPr>
+        <w:rPr>
+          <w:sz w:val="22"/>
+          <w:szCs w:val="22"/>
+        </w:rPr>
+      </w:pPr>
+    </w:p>
+    <w:p>
+      <w:pPr>
+        <w:rPr>
+          <w:strike/>
+          <w:sz w:val="22"/>
+          <w:szCs w:val="22"/>
+        </w:rPr>
+      </w:pPr>
+      <w:r>
+        <w:rPr>
+          <w:strike/>
+          <w:sz w:val="22"/>
+          <w:szCs w:val="22"/>
+        </w:rPr>
+        <w:t xml:space="preserve">Laadi </w:t>
+      </w:r>
+      <w:proofErr w:type="spellStart"/>
+      <w:r>
+        <w:rPr>
+          <w:strike/>
+          <w:sz w:val="22"/>
+          <w:szCs w:val="22"/>
+        </w:rPr>
+        <w:t>Gantt</w:t>
+      </w:r>
+      <w:proofErr w:type="spellEnd"/>
+      <w:r>
+        <w:rPr>
+          <w:strike/>
+          <w:sz w:val="22"/>
+          <w:szCs w:val="22"/>
+        </w:rPr>
+        <w:t>-kaavio kahden viikon sprintistä</w:t>
+      </w:r>
+    </w:p>
+    <w:p>
+      <w:pPr>
+        <w:rPr>
+          <w:strike/>
+          <w:sz w:val="22"/>
+          <w:szCs w:val="22"/>
+        </w:rPr>
+      </w:pPr>
+      <w:r>
+        <w:rPr>
+          <w:strike/>
+          <w:sz w:val="22"/>
+          <w:szCs w:val="22"/>
+        </w:rPr>
+        <w:t xml:space="preserve">Sisällytä: </w:t>
+      </w:r>
+      <w:proofErr w:type="spellStart"/>
+      <w:r>
+        <w:rPr>
+          <w:strike/>
+          <w:sz w:val="22"/>
+          <w:szCs w:val="22"/>
+        </w:rPr>
+        <w:t>planning</w:t>
+      </w:r>
+      <w:proofErr w:type="spellEnd"/>
+      <w:r>
+        <w:rPr>
+          <w:strike/>
+          <w:sz w:val="22"/>
+          <w:szCs w:val="22"/>
+        </w:rPr>
+        <w:t xml:space="preserve">, ympäristö, DB, </w:t>
+      </w:r>
+      <w:proofErr w:type="spellStart"/>
+      <w:r>
+        <w:rPr>
+          <w:strike/>
+          <w:sz w:val="22"/>
+          <w:szCs w:val="22"/>
+        </w:rPr>
+        <w:t>backend</w:t>
+      </w:r>
+      <w:proofErr w:type="spellEnd"/>
+      <w:r>
+        <w:rPr>
+          <w:strike/>
+          <w:sz w:val="22"/>
+          <w:szCs w:val="22"/>
+        </w:rPr>
+        <w:t xml:space="preserve">, </w:t>
+      </w:r>
+      <w:proofErr w:type="spellStart"/>
+      <w:r>
+        <w:rPr>
+          <w:strike/>
+          <w:sz w:val="22"/>
+          <w:szCs w:val="22"/>
+        </w:rPr>
+        <w:t>frontend</w:t>
+      </w:r>
+      <w:proofErr w:type="spellEnd"/>
+      <w:r>
+        <w:rPr>
+          <w:strike/>
+          <w:sz w:val="22"/>
+          <w:szCs w:val="22"/>
+        </w:rPr>
+        <w:t>, integraatio, testaus, dokumentointi, demo, retrospektiivi</w:t>
+      </w:r>
+    </w:p>
+    <w:p>
+      <w:pPr>
+        <w:rPr>
+          <w:strike/>
+          <w:sz w:val="22"/>
+          <w:szCs w:val="22"/>
+        </w:rPr>
+      </w:pPr>
+      <w:r>
+        <w:rPr>
+          <w:strike/>
+          <w:sz w:val="22"/>
+          <w:szCs w:val="22"/>
+        </w:rPr>
+        <w:t>Merkitse: alkamispäivät, kesto, riippuvuudet, roolit</w:t>
+      </w:r>
+    </w:p>
+    <w:p>
+      <w:pPr>
+        <w:rPr>
+          <w:sz w:val="22"/>
+          <w:szCs w:val="22"/>
+        </w:rPr>
+      </w:pPr>
+      <w:r>
+        <w:rPr>
+          <w:sz w:val="22"/>
+          <w:szCs w:val="22"/>
+        </w:rPr>
+        <w:t xml:space="preserve">Toimitus: PDF, kuva tai jaettava </w:t>
+      </w:r>
+      <w:proofErr w:type="spellStart"/>
+      <w:r>
+        <w:rPr>
+          <w:sz w:val="22"/>
+          <w:szCs w:val="22"/>
+        </w:rPr>
+        <w:t>Sheets</w:t>
+      </w:r>
+      <w:proofErr w:type="spellEnd"/>
+      <w:r>
+        <w:rPr>
+          <w:sz w:val="22"/>
+          <w:szCs w:val="22"/>
+        </w:rPr>
+        <w:t>/Excel</w:t>
+      </w:r>
+    </w:p>
+    <w:p>
+      <w:pPr>
+        <w:rPr>
+          <w:sz w:val="22"/>
+          <w:szCs w:val="22"/>
+        </w:rPr>
+      </w:pPr>
+    </w:p>
+    <w:p>
+      <w:pPr>
+        <w:rPr>
+          <w:sz w:val="22"/>
+          <w:szCs w:val="22"/>
+        </w:rPr>
+      </w:pPr>
+      <w:r>
+        <w:rPr>
+          <w:sz w:val="22"/>
+          <w:szCs w:val="22"/>
+        </w:rPr>
+        <w:t>Arviointikriteerit:</w:t>
+      </w:r>
+    </w:p>
+    <w:p>
+      <w:pPr>
+        <w:rPr>
+          <w:sz w:val="22"/>
+          <w:szCs w:val="22"/>
+        </w:rPr>
+      </w:pPr>
+    </w:p>
+    <w:p>
+      <w:pPr>
+        <w:rPr>
+          <w:sz w:val="22"/>
+          <w:szCs w:val="22"/>
+        </w:rPr>
+      </w:pPr>
+      <w:r>
+        <w:rPr>
+          <w:sz w:val="22"/>
+          <w:szCs w:val="22"/>
+        </w:rPr>
+        <w:t>Selkeys ja loogisuus</w:t>
+      </w:r>
+    </w:p>
+    <w:p>
+      <w:pPr>
+        <w:rPr>
+          <w:sz w:val="22"/>
+          <w:szCs w:val="22"/>
+        </w:rPr>
+      </w:pPr>
+      <w:r>
+        <w:rPr>
+          <w:sz w:val="22"/>
+          <w:szCs w:val="22"/>
+        </w:rPr>
+        <w:t>Realistinen aikataulu</w:t>
+      </w:r>
+    </w:p>
+    <w:p>
+      <w:pPr>
+        <w:rPr>
+          <w:sz w:val="22"/>
+          <w:szCs w:val="22"/>
+        </w:rPr>
+      </w:pPr>
+      <w:r>
+        <w:rPr>
+          <w:sz w:val="22"/>
+          <w:szCs w:val="22"/>
+        </w:rPr>
+        <w:t>Testaus ja dokumentointi mukana</w:t>
+      </w:r>
+    </w:p>
+    <w:p>
+      <w:pPr>
+        <w:rPr>
+          <w:sz w:val="22"/>
+          <w:szCs w:val="22"/>
+        </w:rPr>
+      </w:pPr>
+      <w:r>
+        <w:rPr>
+          <w:sz w:val="22"/>
+          <w:szCs w:val="22"/>
+        </w:rPr>
+        <w:t>Roolit näkyvissä</w:t>
+      </w:r>
+    </w:p>
+    <w:p>
+      <w:pPr>
+        <w:rPr>
+          <w:sz w:val="22"/>
+          <w:szCs w:val="22"/>
+        </w:rPr>
+      </w:pPr>
     </w:p>
     <w:p>
       <w:pPr>
@@ -518,6 +607,25 @@
           <w:sz w:val="22"/>
           <w:szCs w:val="22"/>
         </w:rPr>
+        <w:t>Tehtävä: Roolien määrittely ja tehtävälista (Tehtävä)</w:t>
+      </w:r>
+    </w:p>
+    <w:p>
+      <w:pPr>
+        <w:rPr>
+          <w:b/>
+          <w:bCs/>
+          <w:sz w:val="22"/>
+          <w:szCs w:val="22"/>
+        </w:rPr>
+      </w:pPr>
+      <w:r>
+        <w:rPr>
+          <w:b/>
+          <w:bCs/>
+          <w:sz w:val="22"/>
+          <w:szCs w:val="22"/>
+        </w:rPr>
         <w:t>Ohjeistus:</w:t>
       </w:r>
     </w:p>
@@ -634,6 +742,135 @@
         </w:rPr>
       </w:pPr>
     </w:p>
+    <w:p>
+      <w:pPr>
+        <w:ind w:left="360" w:hanging="360"/>
+        <w:rPr>
+          <w:b/>
+          <w:bCs/>
+          <w:sz w:val="36"/>
+          <w:szCs w:val="36"/>
+        </w:rPr>
+      </w:pPr>
+      <w:r>
+        <w:rPr>
+          <w:b/>
+          <w:bCs/>
+          <w:sz w:val="36"/>
+          <w:szCs w:val="36"/>
+        </w:rPr>
+        <w:lastRenderedPageBreak/>
+        <w:t>Projektin</w:t>
+      </w:r>
+      <w:r>
+        <w:rPr>
+          <w:b/>
+          <w:bCs/>
+          <w:sz w:val="36"/>
+          <w:szCs w:val="36"/>
+        </w:rPr>
+        <w:t xml:space="preserve"> perustiedot ja tavoitteet</w:t>
+      </w:r>
+    </w:p>
+    <w:p>
+      <w:pPr>
+        <w:rPr>
+          <w:b/>
+          <w:bCs/>
+          <w:sz w:val="32"/>
+          <w:szCs w:val="32"/>
+        </w:rPr>
+      </w:pPr>
+      <w:bookmarkStart w:id="0" w:name="_GoBack"/>
+      <w:r>
+        <w:t>Luokkavarausjärjestelmän prototyyppi</w:t>
+      </w:r>
+      <w:r>
+        <w:t>:</w:t>
+      </w:r>
+    </w:p>
+    <w:p>
+      <w:pPr>
+        <w:pStyle w:val="Luettelokappale"/>
+        <w:numPr>
+          <w:ilvl w:val="0"/>
+          <w:numId w:val="22"/>
+        </w:numPr>
+        <w:spacing w:after="160" w:line="259" w:lineRule="auto"/>
+      </w:pPr>
+      <w:r>
+        <w:t>Kirjautuminen (opettaja / opiskelija)</w:t>
+      </w:r>
+    </w:p>
+    <w:p>
+      <w:pPr>
+        <w:pStyle w:val="Luettelokappale"/>
+        <w:numPr>
+          <w:ilvl w:val="0"/>
+          <w:numId w:val="22"/>
+        </w:numPr>
+        <w:spacing w:after="160" w:line="259" w:lineRule="auto"/>
+      </w:pPr>
+      <w:r>
+        <w:t>Käyttöoikeudet roolien mukaan</w:t>
+      </w:r>
+    </w:p>
+    <w:p>
+      <w:pPr>
+        <w:pStyle w:val="Luettelokappale"/>
+        <w:numPr>
+          <w:ilvl w:val="0"/>
+          <w:numId w:val="22"/>
+        </w:numPr>
+        <w:spacing w:after="160" w:line="259" w:lineRule="auto"/>
+      </w:pPr>
+      <w:r>
+        <w:t>Varauksen lisääminen, muokkaaminen ja peruminen</w:t>
+      </w:r>
+    </w:p>
+    <w:p>
+      <w:pPr>
+        <w:pStyle w:val="Luettelokappale"/>
+        <w:numPr>
+          <w:ilvl w:val="0"/>
+          <w:numId w:val="22"/>
+        </w:numPr>
+        <w:spacing w:after="160" w:line="259" w:lineRule="auto"/>
+      </w:pPr>
+      <w:r>
+        <w:t xml:space="preserve">Turvallinen </w:t>
+      </w:r>
+      <w:proofErr w:type="spellStart"/>
+      <w:r>
+        <w:t>backend</w:t>
+      </w:r>
+      <w:proofErr w:type="spellEnd"/>
+      <w:r>
+        <w:t xml:space="preserve"> (PHP + MySQL, valmisteltuja lauseita)</w:t>
+      </w:r>
+    </w:p>
+    <w:p>
+      <w:pPr>
+        <w:pStyle w:val="Luettelokappale"/>
+        <w:numPr>
+          <w:ilvl w:val="0"/>
+          <w:numId w:val="22"/>
+        </w:numPr>
+        <w:spacing w:after="160" w:line="259" w:lineRule="auto"/>
+      </w:pPr>
+      <w:r>
+        <w:t xml:space="preserve">Moderni </w:t>
+      </w:r>
+      <w:proofErr w:type="spellStart"/>
+      <w:r>
+        <w:t>frontend</w:t>
+      </w:r>
+      <w:proofErr w:type="spellEnd"/>
+      <w:r>
+        <w:t xml:space="preserve"> (HTML + JS + CSS)</w:t>
+      </w:r>
+    </w:p>
+    <w:bookmarkEnd w:id="0"/>
     <w:p>
       <w:pPr>
         <w:rPr>
@@ -666,15 +903,23 @@
         </w:numPr>
       </w:pPr>
       <w:r>
-        <w:t>S (Specific): Mitä rakennetaan?</w:t>
+        <w:t>S (</w:t>
+      </w:r>
+      <w:proofErr w:type="spellStart"/>
+      <w:r>
+        <w:t>Specific</w:t>
+      </w:r>
+      <w:proofErr w:type="spellEnd"/>
+      <w:r>
+        <w:t>): Mitä rakennetaan?</w:t>
       </w:r>
     </w:p>
     <w:p>
       <w:pPr>
         <w:pStyle w:val="Luettelokappale"/>
         <w:numPr>
-          <w:ilvl w:val="1"/>
-          <w:numId w:val="19"/>
+          <w:ilvl w:val="0"/>
+          <w:numId w:val="21"/>
         </w:numPr>
       </w:pPr>
       <w:r>
@@ -696,15 +941,23 @@
         </w:numPr>
       </w:pPr>
       <w:r>
-        <w:t>M (Measurable): Miten mitataan onnistuminen?</w:t>
+        <w:t>M (</w:t>
+      </w:r>
+      <w:proofErr w:type="spellStart"/>
+      <w:r>
+        <w:t>Measurable</w:t>
+      </w:r>
+      <w:proofErr w:type="spellEnd"/>
+      <w:r>
+        <w:t>): Miten mitataan onnistuminen?</w:t>
       </w:r>
     </w:p>
     <w:p>
       <w:pPr>
         <w:pStyle w:val="Luettelokappale"/>
         <w:numPr>
-          <w:ilvl w:val="1"/>
-          <w:numId w:val="19"/>
+          <w:ilvl w:val="0"/>
+          <w:numId w:val="20"/>
         </w:numPr>
       </w:pPr>
       <w:r>
@@ -718,8 +971,8 @@
       <w:pPr>
         <w:pStyle w:val="Luettelokappale"/>
         <w:numPr>
-          <w:ilvl w:val="1"/>
-          <w:numId w:val="19"/>
+          <w:ilvl w:val="0"/>
+          <w:numId w:val="20"/>
         </w:numPr>
       </w:pPr>
       <w:r>
@@ -738,15 +991,23 @@
         </w:numPr>
       </w:pPr>
       <w:r>
-        <w:t>A (Achievable): Onko realistinen kahdessa viikossa?</w:t>
+        <w:t>A (</w:t>
+      </w:r>
+      <w:proofErr w:type="spellStart"/>
+      <w:r>
+        <w:t>Achievable</w:t>
+      </w:r>
+      <w:proofErr w:type="spellEnd"/>
+      <w:r>
+        <w:t>): Onko realistinen kahdessa viikossa?</w:t>
       </w:r>
     </w:p>
     <w:p>
       <w:pPr>
         <w:pStyle w:val="Luettelokappale"/>
         <w:numPr>
-          <w:ilvl w:val="1"/>
-          <w:numId w:val="19"/>
+          <w:ilvl w:val="0"/>
+          <w:numId w:val="20"/>
         </w:numPr>
       </w:pPr>
       <w:r>
@@ -762,15 +1023,23 @@
         </w:numPr>
       </w:pPr>
       <w:r>
-        <w:t>R (Relevant): Tukeeko projektin tarkoitusta?</w:t>
+        <w:t>R (</w:t>
+      </w:r>
+      <w:proofErr w:type="spellStart"/>
+      <w:r>
+        <w:t>Relevant</w:t>
+      </w:r>
+      <w:proofErr w:type="spellEnd"/>
+      <w:r>
+        <w:t>): Tukeeko projektin tarkoitusta?</w:t>
       </w:r>
     </w:p>
     <w:p>
       <w:pPr>
         <w:pStyle w:val="Luettelokappale"/>
         <w:numPr>
-          <w:ilvl w:val="1"/>
-          <w:numId w:val="19"/>
+          <w:ilvl w:val="0"/>
+          <w:numId w:val="20"/>
         </w:numPr>
       </w:pPr>
       <w:r>
@@ -786,15 +1055,23 @@
         </w:numPr>
       </w:pPr>
       <w:r>
-        <w:t>T (Time-bound): Milloin valmis?</w:t>
+        <w:t>T (Time-</w:t>
+      </w:r>
+      <w:proofErr w:type="spellStart"/>
+      <w:r>
+        <w:t>bound</w:t>
+      </w:r>
+      <w:proofErr w:type="spellEnd"/>
+      <w:r>
+        <w:t>): Milloin valmis?</w:t>
       </w:r>
     </w:p>
     <w:p>
       <w:pPr>
         <w:pStyle w:val="Luettelokappale"/>
         <w:numPr>
-          <w:ilvl w:val="1"/>
-          <w:numId w:val="19"/>
+          <w:ilvl w:val="0"/>
+          <w:numId w:val="20"/>
         </w:numPr>
       </w:pPr>
       <w:r>
@@ -804,6 +1081,7 @@
         <w:t xml:space="preserve"> mennessä</w:t>
       </w:r>
     </w:p>
+    <w:p/>
     <w:p>
       <w:r>
         <w:rPr>
@@ -815,6 +1093,9 @@
       <w:r>
         <w:br/>
         <w:t>Toiminnallisuus</w:t>
+      </w:r>
+      <w:r>
+        <w:t>:</w:t>
       </w:r>
     </w:p>
     <w:p>
@@ -833,6 +1114,9 @@
       <w:r>
         <w:t>Ulkoasu</w:t>
       </w:r>
+      <w:r>
+        <w:t>:</w:t>
+      </w:r>
     </w:p>
     <w:p>
       <w:pPr>
@@ -850,6 +1134,9 @@
       <w:r>
         <w:t>Käyttäjäystävällisyys</w:t>
       </w:r>
+      <w:r>
+        <w:t>:</w:t>
+      </w:r>
     </w:p>
     <w:p>
       <w:pPr>
@@ -872,12 +1159,170 @@
           <w:bCs/>
         </w:rPr>
       </w:pPr>
-      <w:r>
+    </w:p>
+    <w:p>
+      <w:pPr>
+        <w:jc w:val="both"/>
         <w:rPr>
           <w:b/>
           <w:bCs/>
         </w:rPr>
-        <w:t>Aikataulu:</w:t>
+      </w:pPr>
+    </w:p>
+    <w:p>
+      <w:pPr>
+        <w:jc w:val="both"/>
+        <w:rPr>
+          <w:b/>
+          <w:bCs/>
+        </w:rPr>
+      </w:pPr>
+    </w:p>
+    <w:p>
+      <w:pPr>
+        <w:jc w:val="both"/>
+        <w:rPr>
+          <w:b/>
+          <w:bCs/>
+        </w:rPr>
+      </w:pPr>
+    </w:p>
+    <w:p>
+      <w:pPr>
+        <w:jc w:val="both"/>
+        <w:rPr>
+          <w:b/>
+          <w:bCs/>
+        </w:rPr>
+      </w:pPr>
+    </w:p>
+    <w:p>
+      <w:pPr>
+        <w:jc w:val="both"/>
+        <w:rPr>
+          <w:b/>
+          <w:bCs/>
+        </w:rPr>
+      </w:pPr>
+    </w:p>
+    <w:p>
+      <w:pPr>
+        <w:jc w:val="both"/>
+        <w:rPr>
+          <w:b/>
+          <w:bCs/>
+        </w:rPr>
+      </w:pPr>
+    </w:p>
+    <w:p>
+      <w:pPr>
+        <w:jc w:val="both"/>
+        <w:rPr>
+          <w:b/>
+          <w:bCs/>
+        </w:rPr>
+      </w:pPr>
+    </w:p>
+    <w:p>
+      <w:pPr>
+        <w:jc w:val="both"/>
+        <w:rPr>
+          <w:b/>
+          <w:bCs/>
+        </w:rPr>
+      </w:pPr>
+    </w:p>
+    <w:p>
+      <w:pPr>
+        <w:jc w:val="both"/>
+        <w:rPr>
+          <w:b/>
+          <w:bCs/>
+        </w:rPr>
+      </w:pPr>
+    </w:p>
+    <w:p>
+      <w:pPr>
+        <w:jc w:val="both"/>
+        <w:rPr>
+          <w:b/>
+          <w:bCs/>
+        </w:rPr>
+      </w:pPr>
+    </w:p>
+    <w:p>
+      <w:pPr>
+        <w:jc w:val="both"/>
+        <w:rPr>
+          <w:b/>
+          <w:bCs/>
+        </w:rPr>
+      </w:pPr>
+    </w:p>
+    <w:p>
+      <w:pPr>
+        <w:jc w:val="both"/>
+        <w:rPr>
+          <w:b/>
+          <w:bCs/>
+        </w:rPr>
+      </w:pPr>
+    </w:p>
+    <w:p>
+      <w:pPr>
+        <w:jc w:val="both"/>
+        <w:rPr>
+          <w:b/>
+          <w:bCs/>
+        </w:rPr>
+      </w:pPr>
+    </w:p>
+    <w:p>
+      <w:pPr>
+        <w:jc w:val="both"/>
+        <w:rPr>
+          <w:b/>
+          <w:bCs/>
+        </w:rPr>
+      </w:pPr>
+    </w:p>
+    <w:p>
+      <w:pPr>
+        <w:jc w:val="both"/>
+        <w:rPr>
+          <w:b/>
+          <w:bCs/>
+        </w:rPr>
+      </w:pPr>
+    </w:p>
+    <w:p>
+      <w:pPr>
+        <w:jc w:val="both"/>
+        <w:rPr>
+          <w:b/>
+          <w:bCs/>
+          <w:sz w:val="36"/>
+          <w:szCs w:val="36"/>
+        </w:rPr>
+      </w:pPr>
+      <w:r>
+        <w:rPr>
+          <w:b/>
+          <w:bCs/>
+          <w:sz w:val="36"/>
+          <w:szCs w:val="36"/>
+        </w:rPr>
+        <w:lastRenderedPageBreak/>
+        <w:t>Aikataulu</w:t>
+      </w:r>
+      <w:r>
+        <w:rPr>
+          <w:b/>
+          <w:bCs/>
+          <w:sz w:val="36"/>
+          <w:szCs w:val="36"/>
+        </w:rPr>
+        <w:t xml:space="preserve"> ja päätehtävät</w:t>
       </w:r>
     </w:p>
     <w:p>
@@ -1971,6 +2416,7 @@
                 <w:lang w:eastAsia="fi-FI"/>
               </w:rPr>
             </w:pPr>
+            <w:proofErr w:type="spellStart"/>
             <w:r>
               <w:rPr>
                 <w:rFonts w:ascii="Calibri" w:eastAsia="Times New Roman" w:hAnsi="Calibri" w:cs="Calibri"/>
@@ -1980,7 +2426,19 @@
                 <w:shd w:val="clear" w:color="auto" w:fill="DEEBF6"/>
                 <w:lang w:eastAsia="fi-FI"/>
               </w:rPr>
-              <w:t>backend toteutus</w:t>
+              <w:t>backend</w:t>
+            </w:r>
+            <w:proofErr w:type="spellEnd"/>
+            <w:r>
+              <w:rPr>
+                <w:rFonts w:ascii="Calibri" w:eastAsia="Times New Roman" w:hAnsi="Calibri" w:cs="Calibri"/>
+                <w:color w:val="000000"/>
+                <w:sz w:val="22"/>
+                <w:szCs w:val="22"/>
+                <w:shd w:val="clear" w:color="auto" w:fill="DEEBF6"/>
+                <w:lang w:eastAsia="fi-FI"/>
+              </w:rPr>
+              <w:t xml:space="preserve"> toteutus</w:t>
             </w:r>
           </w:p>
         </w:tc>
@@ -2186,6 +2644,7 @@
                 <w:lang w:eastAsia="fi-FI"/>
               </w:rPr>
             </w:pPr>
+            <w:proofErr w:type="spellStart"/>
             <w:r>
               <w:rPr>
                 <w:rFonts w:ascii="Calibri" w:eastAsia="Times New Roman" w:hAnsi="Calibri" w:cs="Calibri"/>
@@ -2195,7 +2654,19 @@
                 <w:shd w:val="clear" w:color="auto" w:fill="DEEBF6"/>
                 <w:lang w:eastAsia="fi-FI"/>
               </w:rPr>
-              <w:t>frontend toteutus</w:t>
+              <w:t>frontend</w:t>
+            </w:r>
+            <w:proofErr w:type="spellEnd"/>
+            <w:r>
+              <w:rPr>
+                <w:rFonts w:ascii="Calibri" w:eastAsia="Times New Roman" w:hAnsi="Calibri" w:cs="Calibri"/>
+                <w:color w:val="000000"/>
+                <w:sz w:val="22"/>
+                <w:szCs w:val="22"/>
+                <w:shd w:val="clear" w:color="auto" w:fill="DEEBF6"/>
+                <w:lang w:eastAsia="fi-FI"/>
+              </w:rPr>
+              <w:t xml:space="preserve"> toteutus</w:t>
             </w:r>
           </w:p>
         </w:tc>
@@ -2401,6 +2872,7 @@
                 <w:lang w:eastAsia="fi-FI"/>
               </w:rPr>
             </w:pPr>
+            <w:proofErr w:type="spellStart"/>
             <w:r>
               <w:rPr>
                 <w:rFonts w:ascii="Calibri" w:eastAsia="Times New Roman" w:hAnsi="Calibri" w:cs="Calibri"/>
@@ -2410,8 +2882,33 @@
                 <w:shd w:val="clear" w:color="auto" w:fill="DEEBF6"/>
                 <w:lang w:eastAsia="fi-FI"/>
               </w:rPr>
-              <w:t>backend + frontend</w:t>
+              <w:t>backend</w:t>
             </w:r>
+            <w:proofErr w:type="spellEnd"/>
+            <w:r>
+              <w:rPr>
+                <w:rFonts w:ascii="Calibri" w:eastAsia="Times New Roman" w:hAnsi="Calibri" w:cs="Calibri"/>
+                <w:color w:val="000000"/>
+                <w:sz w:val="22"/>
+                <w:szCs w:val="22"/>
+                <w:shd w:val="clear" w:color="auto" w:fill="DEEBF6"/>
+                <w:lang w:eastAsia="fi-FI"/>
+              </w:rPr>
+              <w:t xml:space="preserve"> + </w:t>
+            </w:r>
+            <w:proofErr w:type="spellStart"/>
+            <w:r>
+              <w:rPr>
+                <w:rFonts w:ascii="Calibri" w:eastAsia="Times New Roman" w:hAnsi="Calibri" w:cs="Calibri"/>
+                <w:color w:val="000000"/>
+                <w:sz w:val="22"/>
+                <w:szCs w:val="22"/>
+                <w:shd w:val="clear" w:color="auto" w:fill="DEEBF6"/>
+                <w:lang w:eastAsia="fi-FI"/>
+              </w:rPr>
+              <w:t>frontend</w:t>
+            </w:r>
+            <w:proofErr w:type="spellEnd"/>
           </w:p>
         </w:tc>
         <w:tc>
@@ -3238,7 +3735,15 @@
     </w:tbl>
     <w:p>
       <w:r>
-        <w:t>Lisäksi: Päivittäiset 15 min stand-upit jokaisena työpäivänä.</w:t>
+        <w:t xml:space="preserve">Lisäksi: Päivittäiset 15 min </w:t>
+      </w:r>
+      <w:proofErr w:type="spellStart"/>
+      <w:r>
+        <w:t>stand-upit</w:t>
+      </w:r>
+      <w:proofErr w:type="spellEnd"/>
+      <w:r>
+        <w:t xml:space="preserve"> jokaisena työpäivänä.</w:t>
       </w:r>
     </w:p>
     <w:p>
@@ -3256,20 +3761,11 @@
           <w:bCs/>
         </w:rPr>
       </w:pPr>
-    </w:p>
-    <w:p>
-      <w:pPr>
+      <w:r>
         <w:rPr>
           <w:b/>
           <w:bCs/>
         </w:rPr>
-      </w:pPr>
-      <w:r>
-        <w:rPr>
-          <w:b/>
-          <w:bCs/>
-        </w:rPr>
-        <w:lastRenderedPageBreak/>
         <w:t>Päät</w:t>
       </w:r>
       <w:r>
@@ -3325,36 +3821,8 @@
       <w:r>
         <w:t>Projektipäällikkö, kehittäjät, dokumentoija, testaaja: Andrei</w:t>
       </w:r>
-      <w:bookmarkStart w:id="0" w:name="_GoBack"/>
-      <w:bookmarkEnd w:id="0"/>
     </w:p>
     <w:p/>
-    <w:p>
-      <w:r>
-        <w:t>SQL-t</w:t>
-      </w:r>
-      <w:r>
-        <w:t>ietokanta</w:t>
-      </w:r>
-      <w:r>
-        <w:t xml:space="preserve">, </w:t>
-      </w:r>
-      <w:r>
-        <w:t>Frontend</w:t>
-      </w:r>
-      <w:r>
-        <w:t xml:space="preserve">, </w:t>
-      </w:r>
-      <w:r>
-        <w:t>Backend</w:t>
-      </w:r>
-      <w:r>
-        <w:t xml:space="preserve"> ja </w:t>
-      </w:r>
-      <w:r>
-        <w:t>Testaus</w:t>
-      </w:r>
-    </w:p>
     <w:p>
       <w:r>
         <w:rPr>
@@ -3364,10 +3832,19 @@
         <w:t>Projektipäällikkö</w:t>
       </w:r>
       <w:r>
-        <w:t xml:space="preserve"> vastaa suunnittelusta, demoamisesta, retrospektiivistä sekä projektin etenemisestä aikataulun mukaisesti.</w:t>
-      </w:r>
-    </w:p>
-    <w:p>
+        <w:t xml:space="preserve"> vastaa suunnittelusta, </w:t>
+      </w:r>
+      <w:proofErr w:type="spellStart"/>
+      <w:r>
+        <w:t>demoamisesta</w:t>
+      </w:r>
+      <w:proofErr w:type="spellEnd"/>
+      <w:r>
+        <w:t>, retrospektiivistä sekä projektin etenemisestä aikataulun mukaisesti.</w:t>
+      </w:r>
+    </w:p>
+    <w:p>
+      <w:proofErr w:type="spellStart"/>
       <w:r>
         <w:rPr>
           <w:b/>
@@ -3375,11 +3852,21 @@
         </w:rPr>
         <w:t>Backend</w:t>
       </w:r>
-      <w:r>
-        <w:t xml:space="preserve"> kehittäjät vastaavat sovelluksen tietokannasta ja API:sta.</w:t>
-      </w:r>
-    </w:p>
-    <w:p>
+      <w:proofErr w:type="spellEnd"/>
+      <w:r>
+        <w:t xml:space="preserve"> kehittäjät vastaavat sovelluksen tietokannasta ja </w:t>
+      </w:r>
+      <w:proofErr w:type="spellStart"/>
+      <w:r>
+        <w:t>API:sta</w:t>
+      </w:r>
+      <w:proofErr w:type="spellEnd"/>
+      <w:r>
+        <w:t>.</w:t>
+      </w:r>
+    </w:p>
+    <w:p>
+      <w:proofErr w:type="spellStart"/>
       <w:r>
         <w:rPr>
           <w:b/>
@@ -3387,8 +3874,17 @@
         </w:rPr>
         <w:t>Frontend</w:t>
       </w:r>
-      <w:r>
-        <w:t xml:space="preserve"> kehittäjät vastaavat sovelluksen ulkoasusta eli html/php ja CSS.</w:t>
+      <w:proofErr w:type="spellEnd"/>
+      <w:r>
+        <w:t xml:space="preserve"> kehittäjät vastaavat sovelluksen ulkoasusta eli html/</w:t>
+      </w:r>
+      <w:proofErr w:type="spellStart"/>
+      <w:r>
+        <w:t>php</w:t>
+      </w:r>
+      <w:proofErr w:type="spellEnd"/>
+      <w:r>
+        <w:t xml:space="preserve"> ja CSS.</w:t>
       </w:r>
     </w:p>
     <w:p/>
@@ -3405,13 +3901,14 @@
           <w:bCs/>
         </w:rPr>
       </w:pPr>
-      <w:r>
+    </w:p>
+    <w:p>
+      <w:pPr>
         <w:rPr>
           <w:b/>
           <w:bCs/>
         </w:rPr>
-        <w:t>R = Responsible, A = Accountable, C = Consulted, I = Informed</w:t>
-      </w:r>
+      </w:pPr>
     </w:p>
     <w:p>
       <w:pPr>
@@ -3422,7 +3919,147 @@
       </w:pPr>
     </w:p>
     <w:p>
-      <w:r>
+      <w:pPr>
+        <w:rPr>
+          <w:b/>
+          <w:bCs/>
+        </w:rPr>
+      </w:pPr>
+    </w:p>
+    <w:p>
+      <w:pPr>
+        <w:rPr>
+          <w:b/>
+          <w:bCs/>
+        </w:rPr>
+      </w:pPr>
+    </w:p>
+    <w:p>
+      <w:pPr>
+        <w:rPr>
+          <w:b/>
+          <w:bCs/>
+        </w:rPr>
+      </w:pPr>
+    </w:p>
+    <w:p>
+      <w:pPr>
+        <w:rPr>
+          <w:b/>
+          <w:bCs/>
+        </w:rPr>
+      </w:pPr>
+    </w:p>
+    <w:p>
+      <w:pPr>
+        <w:rPr>
+          <w:b/>
+          <w:bCs/>
+        </w:rPr>
+      </w:pPr>
+    </w:p>
+    <w:p>
+      <w:pPr>
+        <w:rPr>
+          <w:b/>
+          <w:bCs/>
+        </w:rPr>
+      </w:pPr>
+    </w:p>
+    <w:p>
+      <w:pPr>
+        <w:rPr>
+          <w:b/>
+          <w:bCs/>
+        </w:rPr>
+      </w:pPr>
+    </w:p>
+    <w:p>
+      <w:pPr>
+        <w:rPr>
+          <w:b/>
+          <w:bCs/>
+        </w:rPr>
+      </w:pPr>
+      <w:r>
+        <w:rPr>
+          <w:b/>
+          <w:bCs/>
+        </w:rPr>
+        <w:lastRenderedPageBreak/>
+        <w:t xml:space="preserve">R = </w:t>
+      </w:r>
+      <w:proofErr w:type="spellStart"/>
+      <w:r>
+        <w:rPr>
+          <w:b/>
+          <w:bCs/>
+        </w:rPr>
+        <w:t>Responsible</w:t>
+      </w:r>
+      <w:proofErr w:type="spellEnd"/>
+      <w:r>
+        <w:rPr>
+          <w:b/>
+          <w:bCs/>
+        </w:rPr>
+        <w:t xml:space="preserve">, A = </w:t>
+      </w:r>
+      <w:proofErr w:type="spellStart"/>
+      <w:r>
+        <w:rPr>
+          <w:b/>
+          <w:bCs/>
+        </w:rPr>
+        <w:t>Accountable</w:t>
+      </w:r>
+      <w:proofErr w:type="spellEnd"/>
+      <w:r>
+        <w:rPr>
+          <w:b/>
+          <w:bCs/>
+        </w:rPr>
+        <w:t xml:space="preserve">, C = </w:t>
+      </w:r>
+      <w:proofErr w:type="spellStart"/>
+      <w:r>
+        <w:rPr>
+          <w:b/>
+          <w:bCs/>
+        </w:rPr>
+        <w:t>Consulted</w:t>
+      </w:r>
+      <w:proofErr w:type="spellEnd"/>
+      <w:r>
+        <w:rPr>
+          <w:b/>
+          <w:bCs/>
+        </w:rPr>
+        <w:t xml:space="preserve">, I = </w:t>
+      </w:r>
+      <w:proofErr w:type="spellStart"/>
+      <w:r>
+        <w:rPr>
+          <w:b/>
+          <w:bCs/>
+        </w:rPr>
+        <w:t>Informed</w:t>
+      </w:r>
+      <w:proofErr w:type="spellEnd"/>
+    </w:p>
+    <w:p>
+      <w:pPr>
+        <w:rPr>
+          <w:b/>
+          <w:bCs/>
+        </w:rPr>
+      </w:pPr>
+    </w:p>
+    <w:p>
+      <w:r>
+        <w:rPr>
+          <w:noProof/>
+        </w:rPr>
         <w:drawing>
           <wp:inline distT="0" distB="0" distL="0" distR="0" wp14:anchorId="11D78A14" wp14:editId="45FF60D0">
             <wp:extent cx="6120130" cy="1684020"/>
@@ -3486,6 +4123,345 @@
 <file path=word/numbering.xml><?xml version="1.0" encoding="utf-8"?>
 <w:numbering xmlns:wpc="http://schemas.microsoft.com/office/word/2010/wordprocessingCanvas" xmlns:cx="http://schemas.microsoft.com/office/drawing/2014/chartex" xmlns:cx1="http://schemas.microsoft.com/office/drawing/2015/9/8/chartex" xmlns:cx2="http://schemas.microsoft.com/office/drawing/2015/10/21/chartex" xmlns:cx3="http://schemas.microsoft.com/office/drawing/2016/5/9/chartex" xmlns:cx4="http://schemas.microsoft.com/office/drawing/2016/5/10/chartex" xmlns:cx5="http://schemas.microsoft.com/office/drawing/2016/5/11/chartex" xmlns:cx6="http://schemas.microsoft.com/office/drawing/2016/5/12/chartex" xmlns:cx7="http://schemas.microsoft.com/office/drawing/2016/5/13/chartex" xmlns:cx8="http://schemas.microsoft.com/office/drawing/2016/5/14/chartex" xmlns:mc="http://schemas.openxmlformats.org/markup-compatibility/2006" xmlns:aink="http://schemas.microsoft.com/office/drawing/2016/ink" xmlns:am3d="http://schemas.microsoft.com/office/drawing/2017/model3d" xmlns:o="urn:schemas-microsoft-com:office:office" xmlns:r="http://schemas.openxmlformats.org/officeDocument/2006/relationships" xmlns:m="http://schemas.openxmlformats.org/officeDocument/2006/math" xmlns:v="urn:schemas-microsoft-com:vml" xmlns:wp14="http://schemas.microsoft.com/office/word/2010/wordprocessingDrawing" xmlns:wp="http://schemas.openxmlformats.org/drawingml/2006/wordprocessingDrawing" xmlns:w10="urn:schemas-microsoft-com:office:word" xmlns:w="http://schemas.openxmlformats.org/wordprocessingml/2006/main" xmlns:w14="http://schemas.microsoft.com/office/word/2010/wordml" xmlns:w15="http://schemas.microsoft.com/office/word/2012/wordml" xmlns:w16cid="http://schemas.microsoft.com/office/word/2016/wordml/cid" xmlns:w16se="http://schemas.microsoft.com/office/word/2015/wordml/symex" xmlns:wpg="http://schemas.microsoft.com/office/word/2010/wordprocessingGroup" xmlns:wpi="http://schemas.microsoft.com/office/word/2010/wordprocessingInk" xmlns:wne="http://schemas.microsoft.com/office/word/2006/wordml" xmlns:wps="http://schemas.microsoft.com/office/word/2010/wordprocessingShape" mc:Ignorable="w14 w15 w16se w16cid wp14">
   <w:abstractNum w:abstractNumId="0" w15:restartNumberingAfterBreak="0">
+    <w:nsid w:val="00836038"/>
+    <w:multiLevelType w:val="hybridMultilevel"/>
+    <w:tmpl w:val="B5565058"/>
+    <w:lvl w:ilvl="0" w:tplc="040B0003">
+      <w:start w:val="1"/>
+      <w:numFmt w:val="bullet"/>
+      <w:lvlText w:val="o"/>
+      <w:lvlJc w:val="left"/>
+      <w:pPr>
+        <w:ind w:left="720" w:hanging="360"/>
+      </w:pPr>
+      <w:rPr>
+        <w:rFonts w:ascii="Courier New" w:hAnsi="Courier New" w:cs="Courier New" w:hint="default"/>
+      </w:rPr>
+    </w:lvl>
+    <w:lvl w:ilvl="1" w:tplc="040B0003" w:tentative="1">
+      <w:start w:val="1"/>
+      <w:numFmt w:val="bullet"/>
+      <w:lvlText w:val="o"/>
+      <w:lvlJc w:val="left"/>
+      <w:pPr>
+        <w:ind w:left="1440" w:hanging="360"/>
+      </w:pPr>
+      <w:rPr>
+        <w:rFonts w:ascii="Courier New" w:hAnsi="Courier New" w:cs="Courier New" w:hint="default"/>
+      </w:rPr>
+    </w:lvl>
+    <w:lvl w:ilvl="2" w:tplc="040B0005" w:tentative="1">
+      <w:start w:val="1"/>
+      <w:numFmt w:val="bullet"/>
+      <w:lvlText w:val=""/>
+      <w:lvlJc w:val="left"/>
+      <w:pPr>
+        <w:ind w:left="2160" w:hanging="360"/>
+      </w:pPr>
+      <w:rPr>
+        <w:rFonts w:ascii="Wingdings" w:hAnsi="Wingdings" w:hint="default"/>
+      </w:rPr>
+    </w:lvl>
+    <w:lvl w:ilvl="3" w:tplc="040B0001" w:tentative="1">
+      <w:start w:val="1"/>
+      <w:numFmt w:val="bullet"/>
+      <w:lvlText w:val=""/>
+      <w:lvlJc w:val="left"/>
+      <w:pPr>
+        <w:ind w:left="2880" w:hanging="360"/>
+      </w:pPr>
+      <w:rPr>
+        <w:rFonts w:ascii="Symbol" w:hAnsi="Symbol" w:hint="default"/>
+      </w:rPr>
+    </w:lvl>
+    <w:lvl w:ilvl="4" w:tplc="040B0003" w:tentative="1">
+      <w:start w:val="1"/>
+      <w:numFmt w:val="bullet"/>
+      <w:lvlText w:val="o"/>
+      <w:lvlJc w:val="left"/>
+      <w:pPr>
+        <w:ind w:left="3600" w:hanging="360"/>
+      </w:pPr>
+      <w:rPr>
+        <w:rFonts w:ascii="Courier New" w:hAnsi="Courier New" w:cs="Courier New" w:hint="default"/>
+      </w:rPr>
+    </w:lvl>
+    <w:lvl w:ilvl="5" w:tplc="040B0005" w:tentative="1">
+      <w:start w:val="1"/>
+      <w:numFmt w:val="bullet"/>
+      <w:lvlText w:val=""/>
+      <w:lvlJc w:val="left"/>
+      <w:pPr>
+        <w:ind w:left="4320" w:hanging="360"/>
+      </w:pPr>
+      <w:rPr>
+        <w:rFonts w:ascii="Wingdings" w:hAnsi="Wingdings" w:hint="default"/>
+      </w:rPr>
+    </w:lvl>
+    <w:lvl w:ilvl="6" w:tplc="040B0001" w:tentative="1">
+      <w:start w:val="1"/>
+      <w:numFmt w:val="bullet"/>
+      <w:lvlText w:val=""/>
+      <w:lvlJc w:val="left"/>
+      <w:pPr>
+        <w:ind w:left="5040" w:hanging="360"/>
+      </w:pPr>
+      <w:rPr>
+        <w:rFonts w:ascii="Symbol" w:hAnsi="Symbol" w:hint="default"/>
+      </w:rPr>
+    </w:lvl>
+    <w:lvl w:ilvl="7" w:tplc="040B0003" w:tentative="1">
+      <w:start w:val="1"/>
+      <w:numFmt w:val="bullet"/>
+      <w:lvlText w:val="o"/>
+      <w:lvlJc w:val="left"/>
+      <w:pPr>
+        <w:ind w:left="5760" w:hanging="360"/>
+      </w:pPr>
+      <w:rPr>
+        <w:rFonts w:ascii="Courier New" w:hAnsi="Courier New" w:cs="Courier New" w:hint="default"/>
+      </w:rPr>
+    </w:lvl>
+    <w:lvl w:ilvl="8" w:tplc="040B0005" w:tentative="1">
+      <w:start w:val="1"/>
+      <w:numFmt w:val="bullet"/>
+      <w:lvlText w:val=""/>
+      <w:lvlJc w:val="left"/>
+      <w:pPr>
+        <w:ind w:left="6480" w:hanging="360"/>
+      </w:pPr>
+      <w:rPr>
+        <w:rFonts w:ascii="Wingdings" w:hAnsi="Wingdings" w:hint="default"/>
+      </w:rPr>
+    </w:lvl>
+  </w:abstractNum>
+  <w:abstractNum w:abstractNumId="1" w15:restartNumberingAfterBreak="0">
+    <w:nsid w:val="03B60A2F"/>
+    <w:multiLevelType w:val="hybridMultilevel"/>
+    <w:tmpl w:val="AEA47D64"/>
+    <w:lvl w:ilvl="0" w:tplc="040B0003">
+      <w:start w:val="1"/>
+      <w:numFmt w:val="bullet"/>
+      <w:lvlText w:val="o"/>
+      <w:lvlJc w:val="left"/>
+      <w:pPr>
+        <w:ind w:left="720" w:hanging="360"/>
+      </w:pPr>
+      <w:rPr>
+        <w:rFonts w:ascii="Courier New" w:hAnsi="Courier New" w:cs="Courier New" w:hint="default"/>
+      </w:rPr>
+    </w:lvl>
+    <w:lvl w:ilvl="1" w:tplc="040B0003" w:tentative="1">
+      <w:start w:val="1"/>
+      <w:numFmt w:val="bullet"/>
+      <w:lvlText w:val="o"/>
+      <w:lvlJc w:val="left"/>
+      <w:pPr>
+        <w:ind w:left="1440" w:hanging="360"/>
+      </w:pPr>
+      <w:rPr>
+        <w:rFonts w:ascii="Courier New" w:hAnsi="Courier New" w:cs="Courier New" w:hint="default"/>
+      </w:rPr>
+    </w:lvl>
+    <w:lvl w:ilvl="2" w:tplc="040B0005" w:tentative="1">
+      <w:start w:val="1"/>
+      <w:numFmt w:val="bullet"/>
+      <w:lvlText w:val=""/>
+      <w:lvlJc w:val="left"/>
+      <w:pPr>
+        <w:ind w:left="2160" w:hanging="360"/>
+      </w:pPr>
+      <w:rPr>
+        <w:rFonts w:ascii="Wingdings" w:hAnsi="Wingdings" w:hint="default"/>
+      </w:rPr>
+    </w:lvl>
+    <w:lvl w:ilvl="3" w:tplc="040B0001" w:tentative="1">
+      <w:start w:val="1"/>
+      <w:numFmt w:val="bullet"/>
+      <w:lvlText w:val=""/>
+      <w:lvlJc w:val="left"/>
+      <w:pPr>
+        <w:ind w:left="2880" w:hanging="360"/>
+      </w:pPr>
+      <w:rPr>
+        <w:rFonts w:ascii="Symbol" w:hAnsi="Symbol" w:hint="default"/>
+      </w:rPr>
+    </w:lvl>
+    <w:lvl w:ilvl="4" w:tplc="040B0003" w:tentative="1">
+      <w:start w:val="1"/>
+      <w:numFmt w:val="bullet"/>
+      <w:lvlText w:val="o"/>
+      <w:lvlJc w:val="left"/>
+      <w:pPr>
+        <w:ind w:left="3600" w:hanging="360"/>
+      </w:pPr>
+      <w:rPr>
+        <w:rFonts w:ascii="Courier New" w:hAnsi="Courier New" w:cs="Courier New" w:hint="default"/>
+      </w:rPr>
+    </w:lvl>
+    <w:lvl w:ilvl="5" w:tplc="040B0005" w:tentative="1">
+      <w:start w:val="1"/>
+      <w:numFmt w:val="bullet"/>
+      <w:lvlText w:val=""/>
+      <w:lvlJc w:val="left"/>
+      <w:pPr>
+        <w:ind w:left="4320" w:hanging="360"/>
+      </w:pPr>
+      <w:rPr>
+        <w:rFonts w:ascii="Wingdings" w:hAnsi="Wingdings" w:hint="default"/>
+      </w:rPr>
+    </w:lvl>
+    <w:lvl w:ilvl="6" w:tplc="040B0001" w:tentative="1">
+      <w:start w:val="1"/>
+      <w:numFmt w:val="bullet"/>
+      <w:lvlText w:val=""/>
+      <w:lvlJc w:val="left"/>
+      <w:pPr>
+        <w:ind w:left="5040" w:hanging="360"/>
+      </w:pPr>
+      <w:rPr>
+        <w:rFonts w:ascii="Symbol" w:hAnsi="Symbol" w:hint="default"/>
+      </w:rPr>
+    </w:lvl>
+    <w:lvl w:ilvl="7" w:tplc="040B0003" w:tentative="1">
+      <w:start w:val="1"/>
+      <w:numFmt w:val="bullet"/>
+      <w:lvlText w:val="o"/>
+      <w:lvlJc w:val="left"/>
+      <w:pPr>
+        <w:ind w:left="5760" w:hanging="360"/>
+      </w:pPr>
+      <w:rPr>
+        <w:rFonts w:ascii="Courier New" w:hAnsi="Courier New" w:cs="Courier New" w:hint="default"/>
+      </w:rPr>
+    </w:lvl>
+    <w:lvl w:ilvl="8" w:tplc="040B0005" w:tentative="1">
+      <w:start w:val="1"/>
+      <w:numFmt w:val="bullet"/>
+      <w:lvlText w:val=""/>
+      <w:lvlJc w:val="left"/>
+      <w:pPr>
+        <w:ind w:left="6480" w:hanging="360"/>
+      </w:pPr>
+      <w:rPr>
+        <w:rFonts w:ascii="Wingdings" w:hAnsi="Wingdings" w:hint="default"/>
+      </w:rPr>
+    </w:lvl>
+  </w:abstractNum>
+  <w:abstractNum w:abstractNumId="2" w15:restartNumberingAfterBreak="0">
+    <w:nsid w:val="05A71481"/>
+    <w:multiLevelType w:val="hybridMultilevel"/>
+    <w:tmpl w:val="C80CF9FA"/>
+    <w:lvl w:ilvl="0" w:tplc="040B0001">
+      <w:start w:val="1"/>
+      <w:numFmt w:val="bullet"/>
+      <w:lvlText w:val=""/>
+      <w:lvlJc w:val="left"/>
+      <w:pPr>
+        <w:ind w:left="360" w:hanging="360"/>
+      </w:pPr>
+      <w:rPr>
+        <w:rFonts w:ascii="Symbol" w:hAnsi="Symbol" w:hint="default"/>
+      </w:rPr>
+    </w:lvl>
+    <w:lvl w:ilvl="1" w:tplc="040B0003" w:tentative="1">
+      <w:start w:val="1"/>
+      <w:numFmt w:val="bullet"/>
+      <w:lvlText w:val="o"/>
+      <w:lvlJc w:val="left"/>
+      <w:pPr>
+        <w:ind w:left="1080" w:hanging="360"/>
+      </w:pPr>
+      <w:rPr>
+        <w:rFonts w:ascii="Courier New" w:hAnsi="Courier New" w:cs="Courier New" w:hint="default"/>
+      </w:rPr>
+    </w:lvl>
+    <w:lvl w:ilvl="2" w:tplc="040B0005" w:tentative="1">
+      <w:start w:val="1"/>
+      <w:numFmt w:val="bullet"/>
+      <w:lvlText w:val=""/>
+      <w:lvlJc w:val="left"/>
+      <w:pPr>
+        <w:ind w:left="1800" w:hanging="360"/>
+      </w:pPr>
+      <w:rPr>
+        <w:rFonts w:ascii="Wingdings" w:hAnsi="Wingdings" w:hint="default"/>
+      </w:rPr>
+    </w:lvl>
+    <w:lvl w:ilvl="3" w:tplc="040B0001" w:tentative="1">
+      <w:start w:val="1"/>
+      <w:numFmt w:val="bullet"/>
+      <w:lvlText w:val=""/>
+      <w:lvlJc w:val="left"/>
+      <w:pPr>
+        <w:ind w:left="2520" w:hanging="360"/>
+      </w:pPr>
+      <w:rPr>
+        <w:rFonts w:ascii="Symbol" w:hAnsi="Symbol" w:hint="default"/>
+      </w:rPr>
+    </w:lvl>
+    <w:lvl w:ilvl="4" w:tplc="040B0003" w:tentative="1">
+      <w:start w:val="1"/>
+      <w:numFmt w:val="bullet"/>
+      <w:lvlText w:val="o"/>
+      <w:lvlJc w:val="left"/>
+      <w:pPr>
+        <w:ind w:left="3240" w:hanging="360"/>
+      </w:pPr>
+      <w:rPr>
+        <w:rFonts w:ascii="Courier New" w:hAnsi="Courier New" w:cs="Courier New" w:hint="default"/>
+      </w:rPr>
+    </w:lvl>
+    <w:lvl w:ilvl="5" w:tplc="040B0005" w:tentative="1">
+      <w:start w:val="1"/>
+      <w:numFmt w:val="bullet"/>
+      <w:lvlText w:val=""/>
+      <w:lvlJc w:val="left"/>
+      <w:pPr>
+        <w:ind w:left="3960" w:hanging="360"/>
+      </w:pPr>
+      <w:rPr>
+        <w:rFonts w:ascii="Wingdings" w:hAnsi="Wingdings" w:hint="default"/>
+      </w:rPr>
+    </w:lvl>
+    <w:lvl w:ilvl="6" w:tplc="040B0001" w:tentative="1">
+      <w:start w:val="1"/>
+      <w:numFmt w:val="bullet"/>
+      <w:lvlText w:val=""/>
+      <w:lvlJc w:val="left"/>
+      <w:pPr>
+        <w:ind w:left="4680" w:hanging="360"/>
+      </w:pPr>
+      <w:rPr>
+        <w:rFonts w:ascii="Symbol" w:hAnsi="Symbol" w:hint="default"/>
+      </w:rPr>
+    </w:lvl>
+    <w:lvl w:ilvl="7" w:tplc="040B0003" w:tentative="1">
+      <w:start w:val="1"/>
+      <w:numFmt w:val="bullet"/>
+      <w:lvlText w:val="o"/>
+      <w:lvlJc w:val="left"/>
+      <w:pPr>
+        <w:ind w:left="5400" w:hanging="360"/>
+      </w:pPr>
+      <w:rPr>
+        <w:rFonts w:ascii="Courier New" w:hAnsi="Courier New" w:cs="Courier New" w:hint="default"/>
+      </w:rPr>
+    </w:lvl>
+    <w:lvl w:ilvl="8" w:tplc="040B0005" w:tentative="1">
+      <w:start w:val="1"/>
+      <w:numFmt w:val="bullet"/>
+      <w:lvlText w:val=""/>
+      <w:lvlJc w:val="left"/>
+      <w:pPr>
+        <w:ind w:left="6120" w:hanging="360"/>
+      </w:pPr>
+      <w:rPr>
+        <w:rFonts w:ascii="Wingdings" w:hAnsi="Wingdings" w:hint="default"/>
+      </w:rPr>
+    </w:lvl>
+  </w:abstractNum>
+  <w:abstractNum w:abstractNumId="3" w15:restartNumberingAfterBreak="0">
     <w:nsid w:val="0A312796"/>
     <w:multiLevelType w:val="hybridMultilevel"/>
     <w:tmpl w:val="B1B4E78C"/>
@@ -3597,7 +4573,7 @@
       </w:rPr>
     </w:lvl>
   </w:abstractNum>
-  <w:abstractNum w:abstractNumId="1" w15:restartNumberingAfterBreak="0">
+  <w:abstractNum w:abstractNumId="4" w15:restartNumberingAfterBreak="0">
     <w:nsid w:val="0B14366C"/>
     <w:multiLevelType w:val="hybridMultilevel"/>
     <w:tmpl w:val="085C14EA"/>
@@ -3710,7 +4686,7 @@
       </w:rPr>
     </w:lvl>
   </w:abstractNum>
-  <w:abstractNum w:abstractNumId="2" w15:restartNumberingAfterBreak="0">
+  <w:abstractNum w:abstractNumId="5" w15:restartNumberingAfterBreak="0">
     <w:nsid w:val="0B794769"/>
     <w:multiLevelType w:val="hybridMultilevel"/>
     <w:tmpl w:val="F0AEF1AA"/>
@@ -3822,7 +4798,7 @@
       </w:rPr>
     </w:lvl>
   </w:abstractNum>
-  <w:abstractNum w:abstractNumId="3" w15:restartNumberingAfterBreak="0">
+  <w:abstractNum w:abstractNumId="6" w15:restartNumberingAfterBreak="0">
     <w:nsid w:val="0BB71BA1"/>
     <w:multiLevelType w:val="hybridMultilevel"/>
     <w:tmpl w:val="2D72BE84"/>
@@ -3935,7 +4911,7 @@
       </w:rPr>
     </w:lvl>
   </w:abstractNum>
-  <w:abstractNum w:abstractNumId="4" w15:restartNumberingAfterBreak="0">
+  <w:abstractNum w:abstractNumId="7" w15:restartNumberingAfterBreak="0">
     <w:nsid w:val="133F037F"/>
     <w:multiLevelType w:val="hybridMultilevel"/>
     <w:tmpl w:val="C64497F0"/>
@@ -4047,7 +5023,7 @@
       </w:rPr>
     </w:lvl>
   </w:abstractNum>
-  <w:abstractNum w:abstractNumId="5" w15:restartNumberingAfterBreak="0">
+  <w:abstractNum w:abstractNumId="8" w15:restartNumberingAfterBreak="0">
     <w:nsid w:val="13583F81"/>
     <w:multiLevelType w:val="hybridMultilevel"/>
     <w:tmpl w:val="DE98128E"/>
@@ -4160,7 +5136,7 @@
       </w:rPr>
     </w:lvl>
   </w:abstractNum>
-  <w:abstractNum w:abstractNumId="6" w15:restartNumberingAfterBreak="0">
+  <w:abstractNum w:abstractNumId="9" w15:restartNumberingAfterBreak="0">
     <w:nsid w:val="135B4302"/>
     <w:multiLevelType w:val="hybridMultilevel"/>
     <w:tmpl w:val="A94EAA36"/>
@@ -4273,7 +5249,7 @@
       </w:rPr>
     </w:lvl>
   </w:abstractNum>
-  <w:abstractNum w:abstractNumId="7" w15:restartNumberingAfterBreak="0">
+  <w:abstractNum w:abstractNumId="10" w15:restartNumberingAfterBreak="0">
     <w:nsid w:val="1E777487"/>
     <w:multiLevelType w:val="hybridMultilevel"/>
     <w:tmpl w:val="5A804ABA"/>
@@ -4386,7 +5362,7 @@
       </w:rPr>
     </w:lvl>
   </w:abstractNum>
-  <w:abstractNum w:abstractNumId="8" w15:restartNumberingAfterBreak="0">
+  <w:abstractNum w:abstractNumId="11" w15:restartNumberingAfterBreak="0">
     <w:nsid w:val="1EEE5781"/>
     <w:multiLevelType w:val="hybridMultilevel"/>
     <w:tmpl w:val="5C04584C"/>
@@ -4499,7 +5475,7 @@
       </w:rPr>
     </w:lvl>
   </w:abstractNum>
-  <w:abstractNum w:abstractNumId="9" w15:restartNumberingAfterBreak="0">
+  <w:abstractNum w:abstractNumId="12" w15:restartNumberingAfterBreak="0">
     <w:nsid w:val="21090C67"/>
     <w:multiLevelType w:val="hybridMultilevel"/>
     <w:tmpl w:val="D73E1C8A"/>
@@ -4612,7 +5588,7 @@
       </w:rPr>
     </w:lvl>
   </w:abstractNum>
-  <w:abstractNum w:abstractNumId="10" w15:restartNumberingAfterBreak="0">
+  <w:abstractNum w:abstractNumId="13" w15:restartNumberingAfterBreak="0">
     <w:nsid w:val="36E26339"/>
     <w:multiLevelType w:val="hybridMultilevel"/>
     <w:tmpl w:val="A45E315E"/>
@@ -4725,7 +5701,7 @@
       </w:rPr>
     </w:lvl>
   </w:abstractNum>
-  <w:abstractNum w:abstractNumId="11" w15:restartNumberingAfterBreak="0">
+  <w:abstractNum w:abstractNumId="14" w15:restartNumberingAfterBreak="0">
     <w:nsid w:val="3B3D5258"/>
     <w:multiLevelType w:val="multilevel"/>
     <w:tmpl w:val="FC16775E"/>
@@ -4838,7 +5814,7 @@
       </w:pPr>
     </w:lvl>
   </w:abstractNum>
-  <w:abstractNum w:abstractNumId="12" w15:restartNumberingAfterBreak="0">
+  <w:abstractNum w:abstractNumId="15" w15:restartNumberingAfterBreak="0">
     <w:nsid w:val="41D967D6"/>
     <w:multiLevelType w:val="hybridMultilevel"/>
     <w:tmpl w:val="9F425476"/>
@@ -4951,7 +5927,7 @@
       </w:rPr>
     </w:lvl>
   </w:abstractNum>
-  <w:abstractNum w:abstractNumId="13" w15:restartNumberingAfterBreak="0">
+  <w:abstractNum w:abstractNumId="16" w15:restartNumberingAfterBreak="0">
     <w:nsid w:val="420D2EA5"/>
     <w:multiLevelType w:val="hybridMultilevel"/>
     <w:tmpl w:val="7D84BF9C"/>
@@ -5064,7 +6040,7 @@
       </w:rPr>
     </w:lvl>
   </w:abstractNum>
-  <w:abstractNum w:abstractNumId="14" w15:restartNumberingAfterBreak="0">
+  <w:abstractNum w:abstractNumId="17" w15:restartNumberingAfterBreak="0">
     <w:nsid w:val="468363C4"/>
     <w:multiLevelType w:val="hybridMultilevel"/>
     <w:tmpl w:val="33FA8FF2"/>
@@ -5177,7 +6153,7 @@
       </w:rPr>
     </w:lvl>
   </w:abstractNum>
-  <w:abstractNum w:abstractNumId="15" w15:restartNumberingAfterBreak="0">
+  <w:abstractNum w:abstractNumId="18" w15:restartNumberingAfterBreak="0">
     <w:nsid w:val="54C562BF"/>
     <w:multiLevelType w:val="hybridMultilevel"/>
     <w:tmpl w:val="D30878B6"/>
@@ -5290,7 +6266,7 @@
       </w:rPr>
     </w:lvl>
   </w:abstractNum>
-  <w:abstractNum w:abstractNumId="16" w15:restartNumberingAfterBreak="0">
+  <w:abstractNum w:abstractNumId="19" w15:restartNumberingAfterBreak="0">
     <w:nsid w:val="570F336B"/>
     <w:multiLevelType w:val="multilevel"/>
     <w:tmpl w:val="7DC2DEB2"/>
@@ -5439,7 +6415,7 @@
       </w:rPr>
     </w:lvl>
   </w:abstractNum>
-  <w:abstractNum w:abstractNumId="17" w15:restartNumberingAfterBreak="0">
+  <w:abstractNum w:abstractNumId="20" w15:restartNumberingAfterBreak="0">
     <w:nsid w:val="6B8B7EAD"/>
     <w:multiLevelType w:val="hybridMultilevel"/>
     <w:tmpl w:val="06FE7D80"/>
@@ -5552,7 +6528,7 @@
       </w:rPr>
     </w:lvl>
   </w:abstractNum>
-  <w:abstractNum w:abstractNumId="18" w15:restartNumberingAfterBreak="0">
+  <w:abstractNum w:abstractNumId="21" w15:restartNumberingAfterBreak="0">
     <w:nsid w:val="70571BF6"/>
     <w:multiLevelType w:val="multilevel"/>
     <w:tmpl w:val="C406C144"/>
@@ -5702,61 +6678,70 @@
     </w:lvl>
   </w:abstractNum>
   <w:num w:numId="1">
+    <w:abstractNumId w:val="21"/>
+  </w:num>
+  <w:num w:numId="2">
+    <w:abstractNumId w:val="19"/>
+  </w:num>
+  <w:num w:numId="3">
+    <w:abstractNumId w:val="20"/>
+  </w:num>
+  <w:num w:numId="4">
+    <w:abstractNumId w:val="11"/>
+  </w:num>
+  <w:num w:numId="5">
+    <w:abstractNumId w:val="10"/>
+  </w:num>
+  <w:num w:numId="6">
+    <w:abstractNumId w:val="14"/>
+  </w:num>
+  <w:num w:numId="7">
+    <w:abstractNumId w:val="13"/>
+  </w:num>
+  <w:num w:numId="8">
+    <w:abstractNumId w:val="8"/>
+  </w:num>
+  <w:num w:numId="9">
+    <w:abstractNumId w:val="9"/>
+  </w:num>
+  <w:num w:numId="10">
+    <w:abstractNumId w:val="5"/>
+  </w:num>
+  <w:num w:numId="11">
     <w:abstractNumId w:val="18"/>
   </w:num>
-  <w:num w:numId="2">
+  <w:num w:numId="12">
+    <w:abstractNumId w:val="7"/>
+  </w:num>
+  <w:num w:numId="13">
+    <w:abstractNumId w:val="3"/>
+  </w:num>
+  <w:num w:numId="14">
+    <w:abstractNumId w:val="12"/>
+  </w:num>
+  <w:num w:numId="15">
+    <w:abstractNumId w:val="6"/>
+  </w:num>
+  <w:num w:numId="16">
+    <w:abstractNumId w:val="17"/>
+  </w:num>
+  <w:num w:numId="17">
+    <w:abstractNumId w:val="4"/>
+  </w:num>
+  <w:num w:numId="18">
+    <w:abstractNumId w:val="15"/>
+  </w:num>
+  <w:num w:numId="19">
     <w:abstractNumId w:val="16"/>
   </w:num>
-  <w:num w:numId="3">
-    <w:abstractNumId w:val="17"/>
-  </w:num>
-  <w:num w:numId="4">
-    <w:abstractNumId w:val="8"/>
-  </w:num>
-  <w:num w:numId="5">
-    <w:abstractNumId w:val="7"/>
-  </w:num>
-  <w:num w:numId="6">
-    <w:abstractNumId w:val="11"/>
-  </w:num>
-  <w:num w:numId="7">
-    <w:abstractNumId w:val="10"/>
-  </w:num>
-  <w:num w:numId="8">
-    <w:abstractNumId w:val="5"/>
-  </w:num>
-  <w:num w:numId="9">
-    <w:abstractNumId w:val="6"/>
-  </w:num>
-  <w:num w:numId="10">
-    <w:abstractNumId w:val="2"/>
-  </w:num>
-  <w:num w:numId="11">
-    <w:abstractNumId w:val="15"/>
-  </w:num>
-  <w:num w:numId="12">
-    <w:abstractNumId w:val="4"/>
-  </w:num>
-  <w:num w:numId="13">
+  <w:num w:numId="20">
     <w:abstractNumId w:val="0"/>
   </w:num>
-  <w:num w:numId="14">
-    <w:abstractNumId w:val="9"/>
-  </w:num>
-  <w:num w:numId="15">
-    <w:abstractNumId w:val="3"/>
-  </w:num>
-  <w:num w:numId="16">
-    <w:abstractNumId w:val="14"/>
-  </w:num>
-  <w:num w:numId="17">
+  <w:num w:numId="21">
     <w:abstractNumId w:val="1"/>
   </w:num>
-  <w:num w:numId="18">
-    <w:abstractNumId w:val="12"/>
-  </w:num>
-  <w:num w:numId="19">
-    <w:abstractNumId w:val="13"/>
+  <w:num w:numId="22">
+    <w:abstractNumId w:val="2"/>
   </w:num>
 </w:numbering>
 </file>
@@ -7269,9 +8254,15 @@
 <file path=customXml/itemProps1.xml><?xml version="1.0" encoding="utf-8"?>
 <ds:datastoreItem xmlns:ds="http://schemas.openxmlformats.org/officeDocument/2006/customXml" ds:itemID="{BF58C471-1228-4F61-A363-8E15C0DC1015}">
   <ds:schemaRefs>
+    <ds:schemaRef ds:uri="f57eb10a-4e7c-4a3c-a6fd-380bc6511680"/>
+    <ds:schemaRef ds:uri="http://schemas.microsoft.com/office/infopath/2007/PartnerControls"/>
+    <ds:schemaRef ds:uri="http://schemas.microsoft.com/office/2006/documentManagement/types"/>
+    <ds:schemaRef ds:uri="http://purl.org/dc/elements/1.1/"/>
+    <ds:schemaRef ds:uri="http://purl.org/dc/dcmitype/"/>
     <ds:schemaRef ds:uri="http://schemas.microsoft.com/office/2006/metadata/properties"/>
-    <ds:schemaRef ds:uri="http://schemas.microsoft.com/office/infopath/2007/PartnerControls"/>
-    <ds:schemaRef ds:uri="f57eb10a-4e7c-4a3c-a6fd-380bc6511680"/>
+    <ds:schemaRef ds:uri="http://schemas.openxmlformats.org/package/2006/metadata/core-properties"/>
+    <ds:schemaRef ds:uri="http://www.w3.org/XML/1998/namespace"/>
+    <ds:schemaRef ds:uri="http://purl.org/dc/terms/"/>
   </ds:schemaRefs>
 </ds:datastoreItem>
 </file>
@@ -7303,7 +8294,7 @@
 </file>
 
 <file path=customXml/itemProps4.xml><?xml version="1.0" encoding="utf-8"?>
-<ds:datastoreItem xmlns:ds="http://schemas.openxmlformats.org/officeDocument/2006/customXml" ds:itemID="{5411CD02-AE9D-4525-91BC-EE34C1027ACD}">
+<ds:datastoreItem xmlns:ds="http://schemas.openxmlformats.org/officeDocument/2006/customXml" ds:itemID="{BFC15982-F154-4EB0-99F8-9369E9AC7C7F}">
   <ds:schemaRefs>
     <ds:schemaRef ds:uri="http://schemas.openxmlformats.org/officeDocument/2006/bibliography"/>
   </ds:schemaRefs>
